--- a/Doc/CS683 Project Supplement.docx
+++ b/Doc/CS683 Project Supplement.docx
@@ -34,19 +34,7 @@
         <w:rPr>
           <w:rFonts w:eastAsia="Calibri"/>
         </w:rPr>
-        <w:t>iperf3 network tester</w:t>
-      </w:r>
-      <w:r>
-        <w:rPr>
-          <w:rFonts w:eastAsia="Calibri"/>
-        </w:rPr>
-        <w:t xml:space="preserve"> </w:t>
-      </w:r>
-      <w:r>
-        <w:rPr>
-          <w:rFonts w:eastAsia="Calibri"/>
-        </w:rPr>
-        <w:t>Jerold (Jerry) Abramson</w:t>
+        <w:t>iperf3 network tester Jerold (Jerry) Abramson</w:t>
       </w:r>
       <w:r>
         <w:rPr>
@@ -75,7 +63,16 @@
         </w:numPr>
       </w:pPr>
       <w:r>
-        <w:t>I decided to put together a separate document to address concerns, questions asked as part of the last iterations feedback.</w:t>
+        <w:t xml:space="preserve">This is a </w:t>
+      </w:r>
+      <w:r>
+        <w:t>separate document to address concerns</w:t>
+      </w:r>
+      <w:r>
+        <w:t xml:space="preserve"> and </w:t>
+      </w:r>
+      <w:r>
+        <w:t>questions asked as part of the last iterations feedback.</w:t>
       </w:r>
     </w:p>
     <w:p>
@@ -87,7 +84,19 @@
         </w:numPr>
       </w:pPr>
       <w:r>
-        <w:t>I have already recorded four videos that provide extensive demos of running code, so any changes at this point could possibly invalidate that work.</w:t>
+        <w:t>I am</w:t>
+      </w:r>
+      <w:r>
+        <w:t xml:space="preserve"> answer</w:t>
+      </w:r>
+      <w:r>
+        <w:t>ing</w:t>
+      </w:r>
+      <w:r>
+        <w:t xml:space="preserve"> each feedback question individually</w:t>
+      </w:r>
+      <w:r>
+        <w:t>.</w:t>
       </w:r>
     </w:p>
     <w:p>
@@ -99,7 +108,16 @@
         </w:numPr>
       </w:pPr>
       <w:r>
-        <w:t>I have also completed the project report, and didn’t want to modify that at this stage.</w:t>
+        <w:t xml:space="preserve">I will also </w:t>
+      </w:r>
+      <w:r>
+        <w:t xml:space="preserve"> provide a separate source code supplemental release</w:t>
+      </w:r>
+      <w:r>
+        <w:t xml:space="preserve"> with the project submission</w:t>
+      </w:r>
+      <w:r>
+        <w:t xml:space="preserve"> based on recommened code changes.</w:t>
       </w:r>
     </w:p>
     <w:p>
@@ -111,22 +129,28 @@
         </w:numPr>
       </w:pPr>
       <w:r>
-        <w:t>Instead, will answer each feedback question individually and provide a separate source code supplemental release</w:t>
-      </w:r>
-      <w:r>
-        <w:t xml:space="preserve"> with the project submission.</w:t>
-      </w:r>
-    </w:p>
-    <w:p>
-      <w:pPr>
-        <w:pStyle w:val="ListParagraph"/>
-        <w:numPr>
-          <w:ilvl w:val="0"/>
-          <w:numId w:val="1"/>
-        </w:numPr>
-      </w:pPr>
-      <w:r>
-        <w:t>I will also put together a very short video addressing and/or presenting these items.</w:t>
+        <w:t xml:space="preserve">I </w:t>
+      </w:r>
+      <w:r>
+        <w:t>am</w:t>
+      </w:r>
+      <w:r>
+        <w:t xml:space="preserve"> also put</w:t>
+      </w:r>
+      <w:r>
+        <w:t>ting</w:t>
+      </w:r>
+      <w:r>
+        <w:t xml:space="preserve"> together a very short </w:t>
+      </w:r>
+      <w:r>
+        <w:t xml:space="preserve">supplemental </w:t>
+      </w:r>
+      <w:r>
+        <w:t>video</w:t>
+      </w:r>
+      <w:r>
+        <w:t>.</w:t>
       </w:r>
     </w:p>
     <w:p>
@@ -185,6 +209,9 @@
       <w:r>
         <w:t>My fourth video has a section where I login to a real Android device and show the application folder that contains the iperf3 executable that was delivered as part of the application.</w:t>
       </w:r>
+      <w:r>
+        <w:t xml:space="preserve"> I will also include this in the supplemental video.</w:t>
+      </w:r>
     </w:p>
     <w:p>
       <w:pPr>
@@ -196,10 +223,13 @@
     </w:p>
     <w:p>
       <w:r>
-        <w:t>Although</w:t>
-      </w:r>
-      <w:r>
-        <w:t xml:space="preserve"> I addressed this conceptually is a good idea to login to both the Emulator, and Android device, and execute ‘ps’ commands to ensure that the process is always destroyed.</w:t>
+        <w:t xml:space="preserve">It </w:t>
+      </w:r>
+      <w:r>
+        <w:t>is a good idea to login to both the Emulator, and Android device, and execute ‘ps’ commands to ensure that the process is always destroyed.</w:t>
+      </w:r>
+      <w:r>
+        <w:t xml:space="preserve"> As a negative test I will also forcibly ‘kill’ it to ensure the application fails gradefully.</w:t>
       </w:r>
     </w:p>
     <w:p>

--- a/Doc/CS683 Project Supplement.docx
+++ b/Doc/CS683 Project Supplement.docx
@@ -244,6 +244,31 @@
       <w:r>
         <w:t>This is a trivial change that I can make in the main branch.</w:t>
       </w:r>
+    </w:p>
+    <w:p>
+      <w:pPr>
+        <w:pStyle w:val="Heading1"/>
+      </w:pPr>
+      <w:r>
+        <w:t>Supplemental Video</w:t>
+      </w:r>
+    </w:p>
+    <w:p>
+      <w:pPr>
+        <w:pStyle w:val="ListParagraph"/>
+        <w:numPr>
+          <w:ilvl w:val="0"/>
+          <w:numId w:val="2"/>
+        </w:numPr>
+      </w:pPr>
+      <w:hyperlink r:id="rId5" w:history="1">
+        <w:r>
+          <w:rPr>
+            <w:rStyle w:val="Hyperlink"/>
+          </w:rPr>
+          <w:t>https://youtu.be/xr6VT82TxZg</w:t>
+        </w:r>
+      </w:hyperlink>
     </w:p>
     <w:sectPr>
       <w:pgSz w:w="12240" w:h="15840"/>
@@ -258,6 +283,119 @@
 <file path=word/numbering.xml><?xml version="1.0" encoding="utf-8"?>
 <w:numbering xmlns:wpc="http://schemas.microsoft.com/office/word/2010/wordprocessingCanvas" xmlns:cx="http://schemas.microsoft.com/office/drawing/2014/chartex" xmlns:cx1="http://schemas.microsoft.com/office/drawing/2015/9/8/chartex" xmlns:cx2="http://schemas.microsoft.com/office/drawing/2015/10/21/chartex" xmlns:cx3="http://schemas.microsoft.com/office/drawing/2016/5/9/chartex" xmlns:cx4="http://schemas.microsoft.com/office/drawing/2016/5/10/chartex" xmlns:cx5="http://schemas.microsoft.com/office/drawing/2016/5/11/chartex" xmlns:cx6="http://schemas.microsoft.com/office/drawing/2016/5/12/chartex" xmlns:cx7="http://schemas.microsoft.com/office/drawing/2016/5/13/chartex" xmlns:cx8="http://schemas.microsoft.com/office/drawing/2016/5/14/chartex" xmlns:mc="http://schemas.openxmlformats.org/markup-compatibility/2006" xmlns:aink="http://schemas.microsoft.com/office/drawing/2016/ink" xmlns:am3d="http://schemas.microsoft.com/office/drawing/2017/model3d" xmlns:o="urn:schemas-microsoft-com:office:office" xmlns:oel="http://schemas.microsoft.com/office/2019/extlst" xmlns:r="http://schemas.openxmlformats.org/officeDocument/2006/relationships" xmlns:m="http://schemas.openxmlformats.org/officeDocument/2006/math" xmlns:v="urn:schemas-microsoft-com:vml" xmlns:wp14="http://schemas.microsoft.com/office/word/2010/wordprocessingDrawing" xmlns:wp="http://schemas.openxmlformats.org/drawingml/2006/wordprocessingDrawing" xmlns:w10="urn:schemas-microsoft-com:office:word" xmlns:w="http://schemas.openxmlformats.org/wordprocessingml/2006/main" xmlns:w14="http://schemas.microsoft.com/office/word/2010/wordml" xmlns:w15="http://schemas.microsoft.com/office/word/2012/wordml" xmlns:w16cex="http://schemas.microsoft.com/office/word/2018/wordml/cex" xmlns:w16cid="http://schemas.microsoft.com/office/word/2016/wordml/cid" xmlns:w16="http://schemas.microsoft.com/office/word/2018/wordml" xmlns:w16du="http://schemas.microsoft.com/office/word/2023/wordml/word16du" xmlns:w16sdtdh="http://schemas.microsoft.com/office/word/2020/wordml/sdtdatahash" xmlns:w16sdtfl="http://schemas.microsoft.com/office/word/2024/wordml/sdtformatlock" xmlns:w16se="http://schemas.microsoft.com/office/word/2015/wordml/symex" xmlns:wpg="http://schemas.microsoft.com/office/word/2010/wordprocessingGroup" xmlns:wpi="http://schemas.microsoft.com/office/word/2010/wordprocessingInk" xmlns:wne="http://schemas.microsoft.com/office/word/2006/wordml" xmlns:wps="http://schemas.microsoft.com/office/word/2010/wordprocessingShape" mc:Ignorable="w14 w15 w16se w16cid w16 w16cex w16sdtdh w16sdtfl w16du wp14">
   <w:abstractNum w:abstractNumId="0" w15:restartNumberingAfterBreak="0">
+    <w:nsid w:val="5B5A4F11"/>
+    <w:multiLevelType w:val="hybridMultilevel"/>
+    <w:tmpl w:val="F4FAE590"/>
+    <w:lvl w:ilvl="0" w:tplc="04090001">
+      <w:start w:val="1"/>
+      <w:numFmt w:val="bullet"/>
+      <w:lvlText w:val=""/>
+      <w:lvlJc w:val="left"/>
+      <w:pPr>
+        <w:ind w:left="720" w:hanging="360"/>
+      </w:pPr>
+      <w:rPr>
+        <w:rFonts w:ascii="Symbol" w:hAnsi="Symbol" w:hint="default"/>
+      </w:rPr>
+    </w:lvl>
+    <w:lvl w:ilvl="1" w:tplc="04090003" w:tentative="1">
+      <w:start w:val="1"/>
+      <w:numFmt w:val="bullet"/>
+      <w:lvlText w:val="o"/>
+      <w:lvlJc w:val="left"/>
+      <w:pPr>
+        <w:ind w:left="1440" w:hanging="360"/>
+      </w:pPr>
+      <w:rPr>
+        <w:rFonts w:ascii="Courier New" w:hAnsi="Courier New" w:cs="Courier New" w:hint="default"/>
+      </w:rPr>
+    </w:lvl>
+    <w:lvl w:ilvl="2" w:tplc="04090005" w:tentative="1">
+      <w:start w:val="1"/>
+      <w:numFmt w:val="bullet"/>
+      <w:lvlText w:val=""/>
+      <w:lvlJc w:val="left"/>
+      <w:pPr>
+        <w:ind w:left="2160" w:hanging="360"/>
+      </w:pPr>
+      <w:rPr>
+        <w:rFonts w:ascii="Wingdings" w:hAnsi="Wingdings" w:hint="default"/>
+      </w:rPr>
+    </w:lvl>
+    <w:lvl w:ilvl="3" w:tplc="04090001" w:tentative="1">
+      <w:start w:val="1"/>
+      <w:numFmt w:val="bullet"/>
+      <w:lvlText w:val=""/>
+      <w:lvlJc w:val="left"/>
+      <w:pPr>
+        <w:ind w:left="2880" w:hanging="360"/>
+      </w:pPr>
+      <w:rPr>
+        <w:rFonts w:ascii="Symbol" w:hAnsi="Symbol" w:hint="default"/>
+      </w:rPr>
+    </w:lvl>
+    <w:lvl w:ilvl="4" w:tplc="04090003" w:tentative="1">
+      <w:start w:val="1"/>
+      <w:numFmt w:val="bullet"/>
+      <w:lvlText w:val="o"/>
+      <w:lvlJc w:val="left"/>
+      <w:pPr>
+        <w:ind w:left="3600" w:hanging="360"/>
+      </w:pPr>
+      <w:rPr>
+        <w:rFonts w:ascii="Courier New" w:hAnsi="Courier New" w:cs="Courier New" w:hint="default"/>
+      </w:rPr>
+    </w:lvl>
+    <w:lvl w:ilvl="5" w:tplc="04090005" w:tentative="1">
+      <w:start w:val="1"/>
+      <w:numFmt w:val="bullet"/>
+      <w:lvlText w:val=""/>
+      <w:lvlJc w:val="left"/>
+      <w:pPr>
+        <w:ind w:left="4320" w:hanging="360"/>
+      </w:pPr>
+      <w:rPr>
+        <w:rFonts w:ascii="Wingdings" w:hAnsi="Wingdings" w:hint="default"/>
+      </w:rPr>
+    </w:lvl>
+    <w:lvl w:ilvl="6" w:tplc="04090001" w:tentative="1">
+      <w:start w:val="1"/>
+      <w:numFmt w:val="bullet"/>
+      <w:lvlText w:val=""/>
+      <w:lvlJc w:val="left"/>
+      <w:pPr>
+        <w:ind w:left="5040" w:hanging="360"/>
+      </w:pPr>
+      <w:rPr>
+        <w:rFonts w:ascii="Symbol" w:hAnsi="Symbol" w:hint="default"/>
+      </w:rPr>
+    </w:lvl>
+    <w:lvl w:ilvl="7" w:tplc="04090003" w:tentative="1">
+      <w:start w:val="1"/>
+      <w:numFmt w:val="bullet"/>
+      <w:lvlText w:val="o"/>
+      <w:lvlJc w:val="left"/>
+      <w:pPr>
+        <w:ind w:left="5760" w:hanging="360"/>
+      </w:pPr>
+      <w:rPr>
+        <w:rFonts w:ascii="Courier New" w:hAnsi="Courier New" w:cs="Courier New" w:hint="default"/>
+      </w:rPr>
+    </w:lvl>
+    <w:lvl w:ilvl="8" w:tplc="04090005" w:tentative="1">
+      <w:start w:val="1"/>
+      <w:numFmt w:val="bullet"/>
+      <w:lvlText w:val=""/>
+      <w:lvlJc w:val="left"/>
+      <w:pPr>
+        <w:ind w:left="6480" w:hanging="360"/>
+      </w:pPr>
+      <w:rPr>
+        <w:rFonts w:ascii="Wingdings" w:hAnsi="Wingdings" w:hint="default"/>
+      </w:rPr>
+    </w:lvl>
+  </w:abstractNum>
+  <w:abstractNum w:abstractNumId="1" w15:restartNumberingAfterBreak="0">
     <w:nsid w:val="643D4EA9"/>
     <w:multiLevelType w:val="hybridMultilevel"/>
     <w:tmpl w:val="DB90D856"/>
@@ -347,6 +485,9 @@
     </w:lvl>
   </w:abstractNum>
   <w:num w:numId="1" w16cid:durableId="776222028">
+    <w:abstractNumId w:val="1"/>
+  </w:num>
+  <w:num w:numId="2" w16cid:durableId="1470316780">
     <w:abstractNumId w:val="0"/>
   </w:num>
 </w:numbering>
@@ -1273,6 +1414,29 @@
       <w:spacing w:val="5"/>
     </w:rPr>
   </w:style>
+  <w:style w:type="character" w:styleId="Hyperlink">
+    <w:name w:val="Hyperlink"/>
+    <w:basedOn w:val="DefaultParagraphFont"/>
+    <w:uiPriority w:val="99"/>
+    <w:unhideWhenUsed/>
+    <w:rsid w:val="00D1181E"/>
+    <w:rPr>
+      <w:color w:val="467886" w:themeColor="hyperlink"/>
+      <w:u w:val="single"/>
+    </w:rPr>
+  </w:style>
+  <w:style w:type="character" w:styleId="UnresolvedMention">
+    <w:name w:val="Unresolved Mention"/>
+    <w:basedOn w:val="DefaultParagraphFont"/>
+    <w:uiPriority w:val="99"/>
+    <w:semiHidden/>
+    <w:unhideWhenUsed/>
+    <w:rsid w:val="00D1181E"/>
+    <w:rPr>
+      <w:color w:val="605E5C"/>
+      <w:shd w:val="clear" w:color="auto" w:fill="E1DFDD"/>
+    </w:rPr>
+  </w:style>
 </w:styles>
 </file>
 
